--- a/api/_files/The_Brain_Injury_Referral_System_Arizona_Edition.docx
+++ b/api/_files/The_Brain_Injury_Referral_System_Arizona_Edition.docx
@@ -2070,7 +2070,7 @@
           <w:sz w:val="20"/>
           <w:szCs w:val="20"/>
         </w:rPr>
-        <w:t>Hi, I’m [name] with [home name], a licensed assisted living residence certified as a Supported Living Program for the Brain Injury waiver in [area]. We provide 24-hour support for adults with brain injury — independent-living skills, behavioral support, medication management, and cognitive supports — and we accept referrals from ALTCS Program Contractors. I’d love to be a resource when you have a member who needs a residential placement. What’s the best way to reach you?”</w:t>
+        <w:t>Hi, I’m [name] with [home name], a licensed directed-care Assisted Living Facility for adults with brain injury in [area]. We provide 24-hour support — independent-living skills, behavioral support, medication management, and cognitive supports — and we accept referrals from ALTCS Program Contractors. I’d love to be a resource when you have a member who needs a residential placement. What’s the best way to reach you?”</w:t>
       </w:r>
     </w:p>
     <w:p>
@@ -2167,7 +2167,7 @@
           <w:sz w:val="20"/>
           <w:szCs w:val="20"/>
         </w:rPr>
-        <w:t>Hello [name], I’m [name] with [home name], a licensed assisted living residence certified as a Supported Living Program for the Brain Injury waiver in [area]. We provide 24-hour residential support for adults with brain injury and currently have availability for [tier/needs]. I know you occasionally need a reliable placement for a member transitioning to the community, and I’d like to be a resource. I’ve attached a one-page summary of who we serve and how to reach us for a referral. Would a brief call be helpful? Thank you for the work you do for these members.”</w:t>
+        <w:t>Hello [name], I’m [name] with [home name], a licensed directed-care Assisted Living Facility for adults with brain injury in [area]. We provide 24-hour residential support and currently have availability for [level/needs]. I know you occasionally need a reliable placement for a member transitioning to the community, and I’d like to be a resource. I’ve attached a one-page summary of who we serve and how to reach us for a referral. Would a brief call be helpful? Thank you for the work you do for these members.”</w:t>
       </w:r>
     </w:p>
     <w:p>
